--- a/熊猫成仙，从青竹山开始/第一卷 龙蛇起陆/第044章 他们在界外停了一天.docx
+++ b/熊猫成仙，从青竹山开始/第一卷 龙蛇起陆/第044章 他们在界外停了一天.docx
@@ -1027,6 +1027,20 @@
           <w:sz w:val="27"/>
           <w:szCs w:val="27"/>
         </w:rPr>
+        <w:t xml:space="preserve">陆明远在田里趴了一夜。天快亮的时候他把身子团起来，鼻子埋进前爪，黑白一团缩成一个球，一动不动。</w:t>
+      </w:r>
+    </w:p>
+    <w:p>
+      <w:pPr>
+        <w:spacing w:line="468" w:lineRule="auto" w:after="149"/>
+        <w:ind w:firstLineChars="200" w:firstLine="540"/>
+      </w:pPr>
+      <w:r>
+        <w:rPr>
+          <w:rFonts w:ascii="Times New Roman" w:hAnsi="Times New Roman" w:eastAsia="宋体" w:cs="Times New Roman"/>
+          <w:sz w:val="27"/>
+          <w:szCs w:val="27"/>
+        </w:rPr>
         <w:t xml:space="preserve">天亮的时候，竹长平先醒。他趴在窗缝上往外看，看了很久，回头。</w:t>
       </w:r>
     </w:p>
@@ -1741,7 +1755,7 @@
           <w:sz w:val="27"/>
           <w:szCs w:val="27"/>
         </w:rPr>
-        <w:t xml:space="preserve">他把竹杖提起来。</w:t>
+        <w:t xml:space="preserve">他把手在杖头上按了按。</w:t>
       </w:r>
     </w:p>
     <w:p>
